--- a/report/docx/心得体会.docx
+++ b/report/docx/心得体会.docx
@@ -30,7 +30,7 @@
         <w:rPr>
           <w:rFonts w:hint="eastAsia"/>
         </w:rPr>
-        <w:t xml:space="preserve">：肖奕扬</w:t>
+        <w:t xml:space="preserve">：肖弋洋</w:t>
       </w:r>
       <w:r>
         <w:t xml:space="preserve">     </w:t>
@@ -50,7 +50,7 @@
         <w:rPr>
           <w:rFonts w:hint="eastAsia"/>
         </w:rPr>
-        <w:t xml:space="preserve">：信通24班</w:t>
+        <w:t xml:space="preserve">：电子信息工程25-02班</w:t>
       </w:r>
       <w:r>
         <w:t xml:space="preserve">     </w:t>
